--- a/HỘ KINH DOANH HỮU TÌNH/HuuTinh_UY  QUYEN.docx
+++ b/HỘ KINH DOANH HỮU TÌNH/HuuTinh_UY  QUYEN.docx
@@ -64,7 +64,6 @@
           <w:szCs w:val="26"/>
         </w:rPr>
       </w:pPr>
-      <w:proofErr w:type="spellStart"/>
       <w:r>
         <w:rPr>
           <w:rFonts w:ascii="Times New Roman" w:hAnsi="Times New Roman" w:cs="Times New Roman"/>
@@ -74,105 +73,8 @@
           <w:sz w:val="26"/>
           <w:szCs w:val="26"/>
         </w:rPr>
-        <w:t>Độc</w:t>
-      </w:r>
-      <w:proofErr w:type="spellEnd"/>
-      <w:r>
-        <w:rPr>
-          <w:rFonts w:ascii="Times New Roman" w:hAnsi="Times New Roman" w:cs="Times New Roman"/>
-          <w:b/>
-          <w:bCs/>
-          <w:color w:val="000000" w:themeColor="text1"/>
-          <w:sz w:val="26"/>
-          <w:szCs w:val="26"/>
-        </w:rPr>
-        <w:t xml:space="preserve"> </w:t>
-      </w:r>
-      <w:proofErr w:type="spellStart"/>
-      <w:r>
-        <w:rPr>
-          <w:rFonts w:ascii="Times New Roman" w:hAnsi="Times New Roman" w:cs="Times New Roman"/>
-          <w:b/>
-          <w:bCs/>
-          <w:color w:val="000000" w:themeColor="text1"/>
-          <w:sz w:val="26"/>
-          <w:szCs w:val="26"/>
-        </w:rPr>
-        <w:t>lập</w:t>
-      </w:r>
-      <w:proofErr w:type="spellEnd"/>
-      <w:r>
-        <w:rPr>
-          <w:rFonts w:ascii="Times New Roman" w:hAnsi="Times New Roman" w:cs="Times New Roman"/>
-          <w:b/>
-          <w:bCs/>
-          <w:color w:val="000000" w:themeColor="text1"/>
-          <w:sz w:val="26"/>
-          <w:szCs w:val="26"/>
-        </w:rPr>
-        <w:t xml:space="preserve"> - </w:t>
-      </w:r>
-      <w:proofErr w:type="spellStart"/>
-      <w:r>
-        <w:rPr>
-          <w:rFonts w:ascii="Times New Roman" w:hAnsi="Times New Roman" w:cs="Times New Roman"/>
-          <w:b/>
-          <w:bCs/>
-          <w:color w:val="000000" w:themeColor="text1"/>
-          <w:sz w:val="26"/>
-          <w:szCs w:val="26"/>
-        </w:rPr>
-        <w:t>Tự</w:t>
-      </w:r>
-      <w:proofErr w:type="spellEnd"/>
-      <w:r>
-        <w:rPr>
-          <w:rFonts w:ascii="Times New Roman" w:hAnsi="Times New Roman" w:cs="Times New Roman"/>
-          <w:b/>
-          <w:bCs/>
-          <w:color w:val="000000" w:themeColor="text1"/>
-          <w:sz w:val="26"/>
-          <w:szCs w:val="26"/>
-        </w:rPr>
-        <w:t xml:space="preserve"> do - </w:t>
-      </w:r>
-      <w:proofErr w:type="spellStart"/>
-      <w:r>
-        <w:rPr>
-          <w:rFonts w:ascii="Times New Roman" w:hAnsi="Times New Roman" w:cs="Times New Roman"/>
-          <w:b/>
-          <w:bCs/>
-          <w:color w:val="000000" w:themeColor="text1"/>
-          <w:sz w:val="26"/>
-          <w:szCs w:val="26"/>
-        </w:rPr>
-        <w:t>Hạnh</w:t>
-      </w:r>
-      <w:proofErr w:type="spellEnd"/>
-      <w:r>
-        <w:rPr>
-          <w:rFonts w:ascii="Times New Roman" w:hAnsi="Times New Roman" w:cs="Times New Roman"/>
-          <w:b/>
-          <w:bCs/>
-          <w:color w:val="000000" w:themeColor="text1"/>
-          <w:sz w:val="26"/>
-          <w:szCs w:val="26"/>
-        </w:rPr>
-        <w:t xml:space="preserve"> </w:t>
-      </w:r>
-      <w:proofErr w:type="spellStart"/>
-      <w:r>
-        <w:rPr>
-          <w:rFonts w:ascii="Times New Roman" w:hAnsi="Times New Roman" w:cs="Times New Roman"/>
-          <w:b/>
-          <w:bCs/>
-          <w:color w:val="000000" w:themeColor="text1"/>
-          <w:sz w:val="26"/>
-          <w:szCs w:val="26"/>
-        </w:rPr>
-        <w:t>phúc</w:t>
-      </w:r>
-      <w:proofErr w:type="spellEnd"/>
+        <w:t>Độc lập - Tự do - Hạnh phúc</w:t>
+      </w:r>
     </w:p>
     <w:p>
       <w:pPr>
@@ -280,9 +182,8 @@
           <w:sz w:val="26"/>
           <w:szCs w:val="26"/>
         </w:rPr>
-        <w:t xml:space="preserve">TP </w:t>
-      </w:r>
-      <w:proofErr w:type="spellStart"/>
+        <w:t>TP Hồ Chí Minh</w:t>
+      </w:r>
       <w:r>
         <w:rPr>
           <w:rFonts w:ascii="Times New Roman" w:hAnsi="Times New Roman" w:cs="Times New Roman"/>
@@ -291,9 +192,8 @@
           <w:sz w:val="26"/>
           <w:szCs w:val="26"/>
         </w:rPr>
-        <w:t>Hồ</w:t>
-      </w:r>
-      <w:proofErr w:type="spellEnd"/>
+        <w:t>,</w:t>
+      </w:r>
       <w:r>
         <w:rPr>
           <w:rFonts w:ascii="Times New Roman" w:hAnsi="Times New Roman" w:cs="Times New Roman"/>
@@ -302,7 +202,7 @@
           <w:sz w:val="26"/>
           <w:szCs w:val="26"/>
         </w:rPr>
-        <w:t xml:space="preserve"> Chí Minh</w:t>
+        <w:t xml:space="preserve"> </w:t>
       </w:r>
       <w:r>
         <w:rPr>
@@ -312,7 +212,7 @@
           <w:sz w:val="26"/>
           <w:szCs w:val="26"/>
         </w:rPr>
-        <w:t>,</w:t>
+        <w:t xml:space="preserve">ngày </w:t>
       </w:r>
       <w:r>
         <w:rPr>
@@ -322,9 +222,8 @@
           <w:sz w:val="26"/>
           <w:szCs w:val="26"/>
         </w:rPr>
-        <w:t xml:space="preserve"> </w:t>
-      </w:r>
-      <w:proofErr w:type="spellStart"/>
+        <w:t>2</w:t>
+      </w:r>
       <w:r>
         <w:rPr>
           <w:rFonts w:ascii="Times New Roman" w:hAnsi="Times New Roman" w:cs="Times New Roman"/>
@@ -333,9 +232,8 @@
           <w:sz w:val="26"/>
           <w:szCs w:val="26"/>
         </w:rPr>
-        <w:t>ngày</w:t>
-      </w:r>
-      <w:proofErr w:type="spellEnd"/>
+        <w:t xml:space="preserve"> tháng </w:t>
+      </w:r>
       <w:r>
         <w:rPr>
           <w:rFonts w:ascii="Times New Roman" w:hAnsi="Times New Roman" w:cs="Times New Roman"/>
@@ -344,7 +242,7 @@
           <w:sz w:val="26"/>
           <w:szCs w:val="26"/>
         </w:rPr>
-        <w:t xml:space="preserve"> </w:t>
+        <w:t>8</w:t>
       </w:r>
       <w:r>
         <w:rPr>
@@ -354,81 +252,7 @@
           <w:sz w:val="26"/>
           <w:szCs w:val="26"/>
         </w:rPr>
-        <w:t>2</w:t>
-      </w:r>
-      <w:r>
-        <w:rPr>
-          <w:rFonts w:ascii="Times New Roman" w:hAnsi="Times New Roman" w:cs="Times New Roman"/>
-          <w:iCs/>
-          <w:color w:val="000000" w:themeColor="text1"/>
-          <w:sz w:val="26"/>
-          <w:szCs w:val="26"/>
-        </w:rPr>
-        <w:t xml:space="preserve"> </w:t>
-      </w:r>
-      <w:proofErr w:type="spellStart"/>
-      <w:r>
-        <w:rPr>
-          <w:rFonts w:ascii="Times New Roman" w:hAnsi="Times New Roman" w:cs="Times New Roman"/>
-          <w:iCs/>
-          <w:color w:val="000000" w:themeColor="text1"/>
-          <w:sz w:val="26"/>
-          <w:szCs w:val="26"/>
-        </w:rPr>
-        <w:t>tháng</w:t>
-      </w:r>
-      <w:proofErr w:type="spellEnd"/>
-      <w:r>
-        <w:rPr>
-          <w:rFonts w:ascii="Times New Roman" w:hAnsi="Times New Roman" w:cs="Times New Roman"/>
-          <w:iCs/>
-          <w:color w:val="000000" w:themeColor="text1"/>
-          <w:sz w:val="26"/>
-          <w:szCs w:val="26"/>
-        </w:rPr>
-        <w:t xml:space="preserve"> </w:t>
-      </w:r>
-      <w:r>
-        <w:rPr>
-          <w:rFonts w:ascii="Times New Roman" w:hAnsi="Times New Roman" w:cs="Times New Roman"/>
-          <w:iCs/>
-          <w:color w:val="000000" w:themeColor="text1"/>
-          <w:sz w:val="26"/>
-          <w:szCs w:val="26"/>
-        </w:rPr>
-        <w:t>8</w:t>
-      </w:r>
-      <w:r>
-        <w:rPr>
-          <w:rFonts w:ascii="Times New Roman" w:hAnsi="Times New Roman" w:cs="Times New Roman"/>
-          <w:iCs/>
-          <w:color w:val="000000" w:themeColor="text1"/>
-          <w:sz w:val="26"/>
-          <w:szCs w:val="26"/>
-        </w:rPr>
-        <w:t xml:space="preserve"> </w:t>
-      </w:r>
-      <w:proofErr w:type="spellStart"/>
-      <w:r>
-        <w:rPr>
-          <w:rFonts w:ascii="Times New Roman" w:hAnsi="Times New Roman" w:cs="Times New Roman"/>
-          <w:iCs/>
-          <w:color w:val="000000" w:themeColor="text1"/>
-          <w:sz w:val="26"/>
-          <w:szCs w:val="26"/>
-        </w:rPr>
-        <w:t>năm</w:t>
-      </w:r>
-      <w:proofErr w:type="spellEnd"/>
-      <w:r>
-        <w:rPr>
-          <w:rFonts w:ascii="Times New Roman" w:hAnsi="Times New Roman" w:cs="Times New Roman"/>
-          <w:iCs/>
-          <w:color w:val="000000" w:themeColor="text1"/>
-          <w:sz w:val="26"/>
-          <w:szCs w:val="26"/>
-        </w:rPr>
-        <w:t xml:space="preserve"> 202</w:t>
+        <w:t xml:space="preserve"> năm 202</w:t>
       </w:r>
       <w:r>
         <w:rPr>
@@ -481,49 +305,8 @@
           <w:sz w:val="26"/>
           <w:szCs w:val="26"/>
         </w:rPr>
-        <w:t xml:space="preserve"> </w:t>
-      </w:r>
-      <w:proofErr w:type="spellStart"/>
-      <w:r>
-        <w:rPr>
-          <w:rFonts w:ascii="Times New Roman" w:hAnsi="Times New Roman" w:cs="Times New Roman"/>
-          <w:color w:val="000000" w:themeColor="text1"/>
-          <w:sz w:val="26"/>
-          <w:szCs w:val="26"/>
-        </w:rPr>
-        <w:t>Kính</w:t>
-      </w:r>
-      <w:proofErr w:type="spellEnd"/>
-      <w:r>
-        <w:rPr>
-          <w:rFonts w:ascii="Times New Roman" w:hAnsi="Times New Roman" w:cs="Times New Roman"/>
-          <w:color w:val="000000" w:themeColor="text1"/>
-          <w:sz w:val="26"/>
-          <w:szCs w:val="26"/>
-        </w:rPr>
-        <w:t xml:space="preserve"> </w:t>
-      </w:r>
-      <w:proofErr w:type="spellStart"/>
-      <w:r>
-        <w:rPr>
-          <w:rFonts w:ascii="Times New Roman" w:hAnsi="Times New Roman" w:cs="Times New Roman"/>
-          <w:color w:val="000000" w:themeColor="text1"/>
-          <w:sz w:val="26"/>
-          <w:szCs w:val="26"/>
-        </w:rPr>
-        <w:t>gửi</w:t>
-      </w:r>
-      <w:proofErr w:type="spellEnd"/>
-      <w:r>
-        <w:rPr>
-          <w:rFonts w:ascii="Times New Roman" w:hAnsi="Times New Roman" w:cs="Times New Roman"/>
-          <w:color w:val="000000" w:themeColor="text1"/>
-          <w:sz w:val="26"/>
-          <w:szCs w:val="26"/>
-        </w:rPr>
-        <w:t xml:space="preserve">: </w:t>
-      </w:r>
-      <w:proofErr w:type="spellStart"/>
+        <w:t xml:space="preserve"> Kính gửi: </w:t>
+      </w:r>
       <w:r>
         <w:rPr>
           <w:rFonts w:ascii="Times New Roman" w:hAnsi="Times New Roman" w:cs="Times New Roman"/>
@@ -533,129 +316,8 @@
           <w:sz w:val="26"/>
           <w:szCs w:val="26"/>
         </w:rPr>
-        <w:t>Phòng</w:t>
-      </w:r>
-      <w:proofErr w:type="spellEnd"/>
-      <w:r>
-        <w:rPr>
-          <w:rFonts w:ascii="Times New Roman" w:hAnsi="Times New Roman" w:cs="Times New Roman"/>
-          <w:b/>
-          <w:bCs/>
-          <w:color w:val="000000" w:themeColor="text1"/>
-          <w:sz w:val="26"/>
-          <w:szCs w:val="26"/>
-        </w:rPr>
-        <w:t xml:space="preserve"> </w:t>
-      </w:r>
-      <w:proofErr w:type="spellStart"/>
-      <w:r>
-        <w:rPr>
-          <w:rFonts w:ascii="Times New Roman" w:hAnsi="Times New Roman" w:cs="Times New Roman"/>
-          <w:b/>
-          <w:bCs/>
-          <w:color w:val="000000" w:themeColor="text1"/>
-          <w:sz w:val="26"/>
-          <w:szCs w:val="26"/>
-        </w:rPr>
-        <w:t>kinh</w:t>
-      </w:r>
-      <w:proofErr w:type="spellEnd"/>
-      <w:r>
-        <w:rPr>
-          <w:rFonts w:ascii="Times New Roman" w:hAnsi="Times New Roman" w:cs="Times New Roman"/>
-          <w:b/>
-          <w:bCs/>
-          <w:color w:val="000000" w:themeColor="text1"/>
-          <w:sz w:val="26"/>
-          <w:szCs w:val="26"/>
-        </w:rPr>
-        <w:t xml:space="preserve"> </w:t>
-      </w:r>
-      <w:proofErr w:type="spellStart"/>
-      <w:r>
-        <w:rPr>
-          <w:rFonts w:ascii="Times New Roman" w:hAnsi="Times New Roman" w:cs="Times New Roman"/>
-          <w:b/>
-          <w:bCs/>
-          <w:color w:val="000000" w:themeColor="text1"/>
-          <w:sz w:val="26"/>
-          <w:szCs w:val="26"/>
-        </w:rPr>
-        <w:t>tế</w:t>
-      </w:r>
-      <w:proofErr w:type="spellEnd"/>
-      <w:r>
-        <w:rPr>
-          <w:rFonts w:ascii="Times New Roman" w:hAnsi="Times New Roman" w:cs="Times New Roman"/>
-          <w:b/>
-          <w:bCs/>
-          <w:color w:val="000000" w:themeColor="text1"/>
-          <w:sz w:val="26"/>
-          <w:szCs w:val="26"/>
-        </w:rPr>
-        <w:t xml:space="preserve"> </w:t>
-      </w:r>
-      <w:proofErr w:type="spellStart"/>
-      <w:r>
-        <w:rPr>
-          <w:rFonts w:ascii="Times New Roman" w:hAnsi="Times New Roman" w:cs="Times New Roman"/>
-          <w:b/>
-          <w:bCs/>
-          <w:color w:val="000000" w:themeColor="text1"/>
-          <w:sz w:val="26"/>
-          <w:szCs w:val="26"/>
-        </w:rPr>
-        <w:t>phường</w:t>
-      </w:r>
-      <w:proofErr w:type="spellEnd"/>
-      <w:r>
-        <w:rPr>
-          <w:rFonts w:ascii="Times New Roman" w:hAnsi="Times New Roman" w:cs="Times New Roman"/>
-          <w:b/>
-          <w:bCs/>
-          <w:color w:val="000000" w:themeColor="text1"/>
-          <w:sz w:val="26"/>
-          <w:szCs w:val="26"/>
-        </w:rPr>
-        <w:t xml:space="preserve"> </w:t>
-      </w:r>
-      <w:proofErr w:type="spellStart"/>
-      <w:r>
-        <w:rPr>
-          <w:rFonts w:ascii="Times New Roman" w:hAnsi="Times New Roman" w:cs="Times New Roman"/>
-          <w:b/>
-          <w:bCs/>
-          <w:color w:val="000000" w:themeColor="text1"/>
-          <w:sz w:val="26"/>
-          <w:szCs w:val="26"/>
-        </w:rPr>
-        <w:t>Phường</w:t>
-      </w:r>
-      <w:proofErr w:type="spellEnd"/>
-      <w:r>
-        <w:rPr>
-          <w:rFonts w:ascii="Times New Roman" w:hAnsi="Times New Roman" w:cs="Times New Roman"/>
-          <w:b/>
-          <w:bCs/>
-          <w:color w:val="000000" w:themeColor="text1"/>
-          <w:sz w:val="26"/>
-          <w:szCs w:val="26"/>
-        </w:rPr>
-        <w:t xml:space="preserve"> Bình </w:t>
-      </w:r>
-      <w:proofErr w:type="spellStart"/>
-      <w:r>
-        <w:rPr>
-          <w:rFonts w:ascii="Times New Roman" w:hAnsi="Times New Roman" w:cs="Times New Roman"/>
-          <w:b/>
-          <w:bCs/>
-          <w:color w:val="000000" w:themeColor="text1"/>
-          <w:sz w:val="26"/>
-          <w:szCs w:val="26"/>
-        </w:rPr>
-        <w:t>Hòa</w:t>
-      </w:r>
-      <w:proofErr w:type="spellEnd"/>
+        <w:t>Phòng kinh tế phường Phường Bình Hòa</w:t>
+      </w:r>
       <w:r>
         <w:rPr>
           <w:rFonts w:ascii="Times New Roman" w:hAnsi="Times New Roman" w:cs="Times New Roman"/>
@@ -682,7 +344,6 @@
           <w:lang w:eastAsia="zh-CN"/>
         </w:rPr>
       </w:pPr>
-      <w:proofErr w:type="spellStart"/>
       <w:r>
         <w:rPr>
           <w:rFonts w:ascii="Times New Roman" w:hAnsi="Times New Roman" w:cs="Times New Roman"/>
@@ -691,43 +352,14 @@
         </w:rPr>
         <w:t>Họ</w:t>
       </w:r>
-      <w:proofErr w:type="spellEnd"/>
-      <w:r>
-        <w:rPr>
-          <w:rFonts w:ascii="Times New Roman" w:hAnsi="Times New Roman" w:cs="Times New Roman"/>
-          <w:sz w:val="26"/>
-          <w:szCs w:val="26"/>
-        </w:rPr>
-        <w:t xml:space="preserve"> </w:t>
-      </w:r>
-      <w:proofErr w:type="spellStart"/>
-      <w:r>
-        <w:rPr>
-          <w:rFonts w:ascii="Times New Roman" w:hAnsi="Times New Roman" w:cs="Times New Roman"/>
-          <w:sz w:val="26"/>
-          <w:szCs w:val="26"/>
-        </w:rPr>
-        <w:t>và</w:t>
-      </w:r>
-      <w:proofErr w:type="spellEnd"/>
-      <w:r>
-        <w:rPr>
-          <w:rFonts w:ascii="Times New Roman" w:hAnsi="Times New Roman" w:cs="Times New Roman"/>
-          <w:sz w:val="26"/>
-          <w:szCs w:val="26"/>
-        </w:rPr>
-        <w:t xml:space="preserve"> </w:t>
-      </w:r>
-      <w:proofErr w:type="spellStart"/>
-      <w:r>
-        <w:rPr>
-          <w:rFonts w:ascii="Times New Roman" w:hAnsi="Times New Roman" w:cs="Times New Roman"/>
-          <w:sz w:val="26"/>
-          <w:szCs w:val="26"/>
-        </w:rPr>
-        <w:t>tên</w:t>
-      </w:r>
-      <w:proofErr w:type="spellEnd"/>
+      <w:r>
+        <w:rPr>
+          <w:rFonts w:ascii="Times New Roman" w:hAnsi="Times New Roman" w:cs="Times New Roman"/>
+          <w:sz w:val="26"/>
+          <w:szCs w:val="26"/>
+        </w:rPr>
+        <w:t xml:space="preserve"> và tên</w:t>
+      </w:r>
       <w:r>
         <w:rPr>
           <w:rFonts w:ascii="Times New Roman" w:hAnsi="Times New Roman" w:cs="Times New Roman"/>
@@ -759,15 +391,14 @@
           <w:rFonts w:ascii="Times New Roman" w:hAnsi="Times New Roman"/>
           <w:sz w:val="26"/>
           <w:szCs w:val="26"/>
-          <w:lang w:val="sv-SE" w:eastAsia="zh-CN"/>
-        </w:rPr>
-      </w:pPr>
-      <w:r>
-        <w:rPr>
-          <w:rFonts w:ascii="Times New Roman" w:hAnsi="Times New Roman"/>
-          <w:sz w:val="26"/>
-          <w:szCs w:val="26"/>
-          <w:lang w:val="sv-SE"/>
+          <w:lang w:eastAsia="zh-CN"/>
+        </w:rPr>
+      </w:pPr>
+      <w:r>
+        <w:rPr>
+          <w:rFonts w:ascii="Times New Roman" w:hAnsi="Times New Roman"/>
+          <w:sz w:val="26"/>
+          <w:szCs w:val="26"/>
         </w:rPr>
         <w:t xml:space="preserve">Giới tính:   </w:t>
       </w:r>
@@ -776,7 +407,6 @@
           <w:rFonts w:ascii="Times New Roman" w:hAnsi="Times New Roman"/>
           <w:sz w:val="26"/>
           <w:szCs w:val="26"/>
-          <w:lang w:val="sv-SE"/>
         </w:rPr>
         <w:t>N</w:t>
       </w:r>
@@ -785,7 +415,6 @@
           <w:rFonts w:ascii="Times New Roman" w:hAnsi="Times New Roman"/>
           <w:sz w:val="26"/>
           <w:szCs w:val="26"/>
-          <w:lang w:val="sv-SE"/>
         </w:rPr>
         <w:t>am</w:t>
       </w:r>
@@ -794,7 +423,6 @@
           <w:rFonts w:ascii="Times New Roman" w:hAnsi="Times New Roman"/>
           <w:sz w:val="26"/>
           <w:szCs w:val="26"/>
-          <w:lang w:val="sv-SE"/>
         </w:rPr>
         <w:t xml:space="preserve">   </w:t>
       </w:r>
@@ -804,7 +432,6 @@
           <w:spacing w:val="-62"/>
           <w:sz w:val="26"/>
           <w:szCs w:val="26"/>
-          <w:lang w:val="sv-SE"/>
         </w:rPr>
         <w:t xml:space="preserve">                                                                                                         </w:t>
       </w:r>
@@ -813,7 +440,7 @@
           <w:rFonts w:ascii="Times New Roman" w:hAnsi="Times New Roman"/>
           <w:sz w:val="26"/>
           <w:szCs w:val="26"/>
-          <w:lang w:val="sv-SE" w:eastAsia="zh-CN"/>
+          <w:lang w:eastAsia="zh-CN"/>
         </w:rPr>
         <w:t xml:space="preserve">Sinh ngày: </w:t>
       </w:r>
@@ -822,7 +449,6 @@
           <w:rFonts w:ascii="Times New Roman" w:eastAsia="Calibri" w:hAnsi="Times New Roman"/>
           <w:sz w:val="26"/>
           <w:szCs w:val="26"/>
-          <w:lang w:val="sv-SE"/>
         </w:rPr>
         <w:t>02/04/1969</w:t>
       </w:r>
@@ -847,7 +473,7 @@
           <w:rFonts w:ascii="Times New Roman" w:hAnsi="Times New Roman"/>
           <w:sz w:val="26"/>
           <w:szCs w:val="26"/>
-          <w:lang w:val="sv-SE" w:eastAsia="zh-CN"/>
+          <w:lang w:eastAsia="zh-CN"/>
         </w:rPr>
         <w:t xml:space="preserve">  </w:t>
       </w:r>
@@ -858,27 +484,7 @@
           <w:szCs w:val="26"/>
           <w:lang w:eastAsia="zh-CN"/>
         </w:rPr>
-        <w:t xml:space="preserve">Quốc </w:t>
-      </w:r>
-      <w:proofErr w:type="spellStart"/>
-      <w:r>
-        <w:rPr>
-          <w:rFonts w:ascii="Times New Roman" w:hAnsi="Times New Roman"/>
-          <w:sz w:val="26"/>
-          <w:szCs w:val="26"/>
-          <w:lang w:eastAsia="zh-CN"/>
-        </w:rPr>
-        <w:t>tịch</w:t>
-      </w:r>
-      <w:proofErr w:type="spellEnd"/>
-      <w:r>
-        <w:rPr>
-          <w:rFonts w:ascii="Times New Roman" w:hAnsi="Times New Roman"/>
-          <w:sz w:val="26"/>
-          <w:szCs w:val="26"/>
-          <w:lang w:eastAsia="zh-CN"/>
-        </w:rPr>
-        <w:t xml:space="preserve">: </w:t>
+        <w:t xml:space="preserve">Quốc tịch: </w:t>
       </w:r>
       <w:r>
         <w:rPr>
@@ -908,14 +514,12 @@
           <w:rFonts w:ascii="Times New Roman" w:hAnsi="Times New Roman"/>
         </w:rPr>
       </w:pPr>
-      <w:proofErr w:type="spellStart"/>
       <w:r>
         <w:rPr>
           <w:rFonts w:ascii="Times New Roman" w:hAnsi="Times New Roman"/>
         </w:rPr>
         <w:t>Loại</w:t>
       </w:r>
-      <w:proofErr w:type="spellEnd"/>
       <w:r>
         <w:rPr>
           <w:rFonts w:ascii="Times New Roman" w:hAnsi="Times New Roman"/>
@@ -923,14 +527,12 @@
         </w:rPr>
         <w:t xml:space="preserve"> </w:t>
       </w:r>
-      <w:proofErr w:type="spellStart"/>
       <w:r>
         <w:rPr>
           <w:rFonts w:ascii="Times New Roman" w:hAnsi="Times New Roman"/>
         </w:rPr>
         <w:t>giấy</w:t>
       </w:r>
-      <w:proofErr w:type="spellEnd"/>
       <w:r>
         <w:rPr>
           <w:rFonts w:ascii="Times New Roman" w:hAnsi="Times New Roman"/>
@@ -938,14 +540,12 @@
         </w:rPr>
         <w:t xml:space="preserve"> </w:t>
       </w:r>
-      <w:proofErr w:type="spellStart"/>
       <w:r>
         <w:rPr>
           <w:rFonts w:ascii="Times New Roman" w:hAnsi="Times New Roman"/>
         </w:rPr>
         <w:t>tờ</w:t>
       </w:r>
-      <w:proofErr w:type="spellEnd"/>
       <w:r>
         <w:rPr>
           <w:rFonts w:ascii="Times New Roman" w:hAnsi="Times New Roman"/>
@@ -953,14 +553,12 @@
         </w:rPr>
         <w:t xml:space="preserve"> </w:t>
       </w:r>
-      <w:proofErr w:type="spellStart"/>
       <w:r>
         <w:rPr>
           <w:rFonts w:ascii="Times New Roman" w:hAnsi="Times New Roman"/>
         </w:rPr>
         <w:t>pháp</w:t>
       </w:r>
-      <w:proofErr w:type="spellEnd"/>
       <w:r>
         <w:rPr>
           <w:rFonts w:ascii="Times New Roman" w:hAnsi="Times New Roman"/>
@@ -968,14 +566,12 @@
         </w:rPr>
         <w:t xml:space="preserve"> </w:t>
       </w:r>
-      <w:proofErr w:type="spellStart"/>
       <w:r>
         <w:rPr>
           <w:rFonts w:ascii="Times New Roman" w:hAnsi="Times New Roman"/>
         </w:rPr>
         <w:t>lý</w:t>
       </w:r>
-      <w:proofErr w:type="spellEnd"/>
       <w:r>
         <w:rPr>
           <w:rFonts w:ascii="Times New Roman" w:hAnsi="Times New Roman"/>
@@ -983,47 +579,11 @@
         </w:rPr>
         <w:t xml:space="preserve"> </w:t>
       </w:r>
-      <w:proofErr w:type="spellStart"/>
-      <w:r>
-        <w:rPr>
-          <w:rFonts w:ascii="Times New Roman" w:hAnsi="Times New Roman"/>
-        </w:rPr>
-        <w:t>của</w:t>
-      </w:r>
-      <w:proofErr w:type="spellEnd"/>
-      <w:r>
-        <w:rPr>
-          <w:rFonts w:ascii="Times New Roman" w:hAnsi="Times New Roman"/>
-        </w:rPr>
-        <w:t xml:space="preserve"> </w:t>
-      </w:r>
-      <w:proofErr w:type="spellStart"/>
-      <w:r>
-        <w:rPr>
-          <w:rFonts w:ascii="Times New Roman" w:hAnsi="Times New Roman"/>
-        </w:rPr>
-        <w:t>cá</w:t>
-      </w:r>
-      <w:proofErr w:type="spellEnd"/>
-      <w:r>
-        <w:rPr>
-          <w:rFonts w:ascii="Times New Roman" w:hAnsi="Times New Roman"/>
-        </w:rPr>
-        <w:t xml:space="preserve"> </w:t>
-      </w:r>
-      <w:proofErr w:type="spellStart"/>
-      <w:r>
-        <w:rPr>
-          <w:rFonts w:ascii="Times New Roman" w:hAnsi="Times New Roman"/>
-        </w:rPr>
-        <w:t>nhân</w:t>
-      </w:r>
-      <w:proofErr w:type="spellEnd"/>
-      <w:r>
-        <w:rPr>
-          <w:rFonts w:ascii="Times New Roman" w:hAnsi="Times New Roman"/>
-        </w:rPr>
-        <w:t>:</w:t>
+      <w:r>
+        <w:rPr>
+          <w:rFonts w:ascii="Times New Roman" w:hAnsi="Times New Roman"/>
+        </w:rPr>
+        <w:t>của cá nhân:</w:t>
       </w:r>
     </w:p>
     <w:tbl>
@@ -1555,30 +1115,8 @@
               <w:rPr>
                 <w:lang w:val="en-US" w:eastAsia="zh-CN"/>
               </w:rPr>
-              <w:t xml:space="preserve"> </w:t>
+              <w:t xml:space="preserve"> nước ngoài</w:t>
             </w:r>
-            <w:proofErr w:type="spellStart"/>
-            <w:r>
-              <w:rPr>
-                <w:lang w:val="en-US" w:eastAsia="zh-CN"/>
-              </w:rPr>
-              <w:t>nước</w:t>
-            </w:r>
-            <w:proofErr w:type="spellEnd"/>
-            <w:r>
-              <w:rPr>
-                <w:lang w:val="en-US" w:eastAsia="zh-CN"/>
-              </w:rPr>
-              <w:t xml:space="preserve"> </w:t>
-            </w:r>
-            <w:proofErr w:type="spellStart"/>
-            <w:r>
-              <w:rPr>
-                <w:lang w:val="en-US" w:eastAsia="zh-CN"/>
-              </w:rPr>
-              <w:t>ngoài</w:t>
-            </w:r>
-            <w:proofErr w:type="spellEnd"/>
           </w:p>
         </w:tc>
       </w:tr>
@@ -1606,7 +1144,6 @@
           <w:szCs w:val="26"/>
         </w:rPr>
       </w:pPr>
-      <w:proofErr w:type="spellStart"/>
       <w:r>
         <w:rPr>
           <w:rFonts w:ascii="Times New Roman" w:hAnsi="Times New Roman"/>
@@ -1615,7 +1152,6 @@
         </w:rPr>
         <w:t>Số</w:t>
       </w:r>
-      <w:proofErr w:type="spellEnd"/>
       <w:r>
         <w:rPr>
           <w:rFonts w:ascii="Times New Roman" w:hAnsi="Times New Roman"/>
@@ -1625,7 +1161,6 @@
         </w:rPr>
         <w:t xml:space="preserve"> </w:t>
       </w:r>
-      <w:proofErr w:type="spellStart"/>
       <w:r>
         <w:rPr>
           <w:rFonts w:ascii="Times New Roman" w:hAnsi="Times New Roman"/>
@@ -1634,7 +1169,6 @@
         </w:rPr>
         <w:t>giấy</w:t>
       </w:r>
-      <w:proofErr w:type="spellEnd"/>
       <w:r>
         <w:rPr>
           <w:rFonts w:ascii="Times New Roman" w:hAnsi="Times New Roman"/>
@@ -1644,7 +1178,6 @@
         </w:rPr>
         <w:t xml:space="preserve"> </w:t>
       </w:r>
-      <w:proofErr w:type="spellStart"/>
       <w:r>
         <w:rPr>
           <w:rFonts w:ascii="Times New Roman" w:hAnsi="Times New Roman"/>
@@ -1653,7 +1186,6 @@
         </w:rPr>
         <w:t>tờ</w:t>
       </w:r>
-      <w:proofErr w:type="spellEnd"/>
       <w:r>
         <w:rPr>
           <w:rFonts w:ascii="Times New Roman" w:hAnsi="Times New Roman"/>
@@ -1663,7 +1195,6 @@
         </w:rPr>
         <w:t xml:space="preserve"> </w:t>
       </w:r>
-      <w:proofErr w:type="spellStart"/>
       <w:r>
         <w:rPr>
           <w:rFonts w:ascii="Times New Roman" w:hAnsi="Times New Roman"/>
@@ -1672,7 +1203,6 @@
         </w:rPr>
         <w:t>pháp</w:t>
       </w:r>
-      <w:proofErr w:type="spellEnd"/>
       <w:r>
         <w:rPr>
           <w:rFonts w:ascii="Times New Roman" w:hAnsi="Times New Roman"/>
@@ -1682,7 +1212,6 @@
         </w:rPr>
         <w:t xml:space="preserve"> </w:t>
       </w:r>
-      <w:proofErr w:type="spellStart"/>
       <w:r>
         <w:rPr>
           <w:rFonts w:ascii="Times New Roman" w:hAnsi="Times New Roman"/>
@@ -1691,7 +1220,6 @@
         </w:rPr>
         <w:t>lý</w:t>
       </w:r>
-      <w:proofErr w:type="spellEnd"/>
       <w:r>
         <w:rPr>
           <w:rFonts w:ascii="Times New Roman" w:hAnsi="Times New Roman"/>
@@ -1701,7 +1229,6 @@
         </w:rPr>
         <w:t xml:space="preserve"> </w:t>
       </w:r>
-      <w:proofErr w:type="spellStart"/>
       <w:r>
         <w:rPr>
           <w:rFonts w:ascii="Times New Roman" w:hAnsi="Times New Roman"/>
@@ -1710,7 +1237,6 @@
         </w:rPr>
         <w:t>của</w:t>
       </w:r>
-      <w:proofErr w:type="spellEnd"/>
       <w:r>
         <w:rPr>
           <w:rFonts w:ascii="Times New Roman" w:hAnsi="Times New Roman"/>
@@ -1720,7 +1246,6 @@
         </w:rPr>
         <w:t xml:space="preserve"> </w:t>
       </w:r>
-      <w:proofErr w:type="spellStart"/>
       <w:r>
         <w:rPr>
           <w:rFonts w:ascii="Times New Roman" w:hAnsi="Times New Roman"/>
@@ -1729,7 +1254,6 @@
         </w:rPr>
         <w:t>cá</w:t>
       </w:r>
-      <w:proofErr w:type="spellEnd"/>
       <w:r>
         <w:rPr>
           <w:rFonts w:ascii="Times New Roman" w:hAnsi="Times New Roman"/>
@@ -1739,23 +1263,13 @@
         </w:rPr>
         <w:t xml:space="preserve"> </w:t>
       </w:r>
-      <w:proofErr w:type="spellStart"/>
-      <w:r>
-        <w:rPr>
-          <w:rFonts w:ascii="Times New Roman" w:hAnsi="Times New Roman"/>
-          <w:sz w:val="26"/>
-          <w:szCs w:val="26"/>
-        </w:rPr>
-        <w:t>nhân</w:t>
-      </w:r>
-      <w:proofErr w:type="spellEnd"/>
-      <w:r>
-        <w:rPr>
-          <w:rFonts w:ascii="Times New Roman" w:hAnsi="Times New Roman"/>
-          <w:sz w:val="26"/>
-          <w:szCs w:val="26"/>
-        </w:rPr>
-        <w:t xml:space="preserve">: </w:t>
+      <w:r>
+        <w:rPr>
+          <w:rFonts w:ascii="Times New Roman" w:hAnsi="Times New Roman"/>
+          <w:sz w:val="26"/>
+          <w:szCs w:val="26"/>
+        </w:rPr>
+        <w:t xml:space="preserve">nhân: </w:t>
       </w:r>
       <w:r>
         <w:rPr>
@@ -1781,7 +1295,6 @@
           <w:szCs w:val="26"/>
         </w:rPr>
       </w:pPr>
-      <w:proofErr w:type="spellStart"/>
       <w:r>
         <w:rPr>
           <w:rFonts w:ascii="Times New Roman" w:eastAsia="Calibri" w:hAnsi="Times New Roman"/>
@@ -1789,37 +1302,7 @@
           <w:szCs w:val="26"/>
           <w:lang w:eastAsia="zh-CN"/>
         </w:rPr>
-        <w:t>Ngày</w:t>
-      </w:r>
-      <w:proofErr w:type="spellEnd"/>
-      <w:r>
-        <w:rPr>
-          <w:rFonts w:ascii="Times New Roman" w:eastAsia="Calibri" w:hAnsi="Times New Roman"/>
-          <w:sz w:val="26"/>
-          <w:szCs w:val="26"/>
-          <w:lang w:eastAsia="zh-CN"/>
-        </w:rPr>
-        <w:t xml:space="preserve"> </w:t>
-      </w:r>
-      <w:proofErr w:type="spellStart"/>
-      <w:r>
-        <w:rPr>
-          <w:rFonts w:ascii="Times New Roman" w:eastAsia="Calibri" w:hAnsi="Times New Roman"/>
-          <w:sz w:val="26"/>
-          <w:szCs w:val="26"/>
-          <w:lang w:eastAsia="zh-CN"/>
-        </w:rPr>
-        <w:t>cấp</w:t>
-      </w:r>
-      <w:proofErr w:type="spellEnd"/>
-      <w:r>
-        <w:rPr>
-          <w:rFonts w:ascii="Times New Roman" w:eastAsia="Calibri" w:hAnsi="Times New Roman"/>
-          <w:sz w:val="26"/>
-          <w:szCs w:val="26"/>
-          <w:lang w:eastAsia="zh-CN"/>
-        </w:rPr>
-        <w:t>:</w:t>
+        <w:t>Ngày cấp:</w:t>
       </w:r>
       <w:r>
         <w:rPr>
@@ -1855,23 +1338,13 @@
         </w:rPr>
         <w:t xml:space="preserve">Nơi cấp: </w:t>
       </w:r>
-      <w:proofErr w:type="spellStart"/>
-      <w:r>
-        <w:rPr>
-          <w:rFonts w:ascii="Times New Roman" w:hAnsi="Times New Roman"/>
-          <w:sz w:val="26"/>
-          <w:szCs w:val="26"/>
-        </w:rPr>
-        <w:t>Bộ</w:t>
-      </w:r>
-      <w:proofErr w:type="spellEnd"/>
-      <w:r>
-        <w:rPr>
-          <w:rFonts w:ascii="Times New Roman" w:hAnsi="Times New Roman"/>
-          <w:sz w:val="26"/>
-          <w:szCs w:val="26"/>
-        </w:rPr>
-        <w:t xml:space="preserve"> Công An</w:t>
+      <w:r>
+        <w:rPr>
+          <w:rFonts w:ascii="Times New Roman" w:hAnsi="Times New Roman"/>
+          <w:sz w:val="26"/>
+          <w:szCs w:val="26"/>
+        </w:rPr>
+        <w:t>Bộ Công An</w:t>
       </w:r>
     </w:p>
     <w:p>
@@ -1958,7 +1431,7 @@
           <w:szCs w:val="26"/>
           <w:lang w:val="vi"/>
         </w:rPr>
-        <w:t>Số 2C/2D đường DT743, khu phố Đồng An 1</w:t>
+        <w:t>Số 25A/19 đường DT743, khu phố Đồng An 1</w:t>
       </w:r>
       <w:r>
         <w:rPr>
@@ -2990,7 +2463,7 @@
           <w:color w:val="000000" w:themeColor="text1"/>
           <w:sz w:val="26"/>
           <w:szCs w:val="26"/>
-          <w:lang w:eastAsia="zh-CN"/>
+          <w:lang w:val="vi" w:eastAsia="zh-CN"/>
         </w:rPr>
         <w:t>NGUYỄN LỊCH</w:t>
       </w:r>
@@ -3515,6 +2988,7 @@
   <w:style w:type="character" w:default="1" w:styleId="DefaultParagraphFont">
     <w:name w:val="Default Paragraph Font"/>
     <w:uiPriority w:val="1"/>
+    <w:semiHidden/>
     <w:unhideWhenUsed/>
   </w:style>
   <w:style w:type="table" w:default="1" w:styleId="TableNormal">
